--- a/Content.docx
+++ b/Content.docx
@@ -13,19 +13,7 @@
         <w:rPr>
           <w:lang w:val="it-IT"/>
         </w:rPr>
-        <w:t xml:space="preserve">Sono madrelingua inglese ma ho vissuto quasi tutta la vita in italia. Sono perfettamente bilingue. Ora lavoro come consulente nel settore ICT, ma per 4 anni ho insegnato ad una scuola di inglese (Wall Street English). Ora vorrei riprendere ad insegnare perché mi era piacuto insegnare. Per questo motivo </w:t>
-      </w:r>
-      <w:r>
-        <w:rPr>
-          <w:lang w:val="it-IT"/>
-        </w:rPr>
-        <w:t>Ho creato un sito che voglio utlizzare come landing page da cui arrivano le persone che scanerizzano il codice QR su un biglietto da visita che consegno a persone quando mi chiedono se insegno</w:t>
-      </w:r>
-      <w:r>
-        <w:rPr>
-          <w:lang w:val="it-IT"/>
-        </w:rPr>
-        <w:t xml:space="preserve"> inglese. Penso che il mio mercato è quello di persone che vogliono imparare, ma che non vogliono fare il committment su una scuola di inglese più costoso, hanno provato le app ma non sono soddisfatti e vogliono focalizzarsi su imparare la lingua con la conversazione. Quindi sto puntando quel mercato di persone che vogliono un teacher di una scuola di inglese, senza iscriversi in una scuola d’inglese. Farò lezioni esclusivamente da remoto tramite video chiamata e la mia tariffa è di 35€.  Accetterò un massimo di 4 studenti alla volta, se non c’è disponibilità un nuovo studente dovrà aspettare fino a quando trovo uno slot dispobile. Infatti ho intenzione di fare lezione Sabato e e Lunedì sera. Infatti questo non è il mio lavoro primario ma continuerò a lavorare come consulente, farò questo solo nel mio tempo libero. </w:t>
+        <w:t xml:space="preserve">Sono madrelingua inglese ma ho vissuto quasi tutta la vita in italia. Sono perfettamente bilingue. Ora lavoro come consulente nel settore ICT, ma per 4 anni ho insegnato ad una scuola di inglese (Wall Street English). Ora vorrei riprendere ad insegnare perché mi era piacuto insegnare. Per questo motivo Ho creato un sito che voglio utlizzare come landing page da cui arrivano le persone che scanerizzano il codice QR su un biglietto da visita che consegno a persone quando mi chiedono se insegno inglese. Penso che il mio mercato è quello di persone che vogliono imparare, ma che non vogliono fare il committment su una scuola di inglese più costoso, hanno provato le app ma non sono soddisfatti e vogliono focalizzarsi su imparare la lingua con la conversazione. Quindi sto puntando quel mercato di persone che vogliono un teacher di una scuola di inglese, senza iscriversi in una scuola d’inglese. Farò lezioni esclusivamente da remoto tramite video chiamata e la mia tariffa è di 35€.  Accetterò un massimo di 4 studenti alla volta, se non c’è disponibilità un nuovo studente dovrà aspettare fino a quando trovo uno slot dispobile. Infatti ho intenzione di fare lezione Sabato e e Lunedì sera. Infatti questo non è il mio lavoro primario ma continuerò a lavorare come consulente, farò questo solo nel mio tempo libero. </w:t>
       </w:r>
     </w:p>
     <w:p>
@@ -1381,6 +1369,293 @@
         </w:rPr>
         <w:lastRenderedPageBreak/>
         <w:t>Ogni lezione è personalizzata in base al livello e agli obiettivi dell'allievo, con un mix di conversazione, grammatica e ascolto.</w:t>
+      </w:r>
+    </w:p>
+    <w:p>
+      <w:pPr>
+        <w:rPr>
+          <w:lang w:val="it-IT"/>
+        </w:rPr>
+      </w:pPr>
+    </w:p>
+    <w:p>
+      <w:pPr>
+        <w:rPr>
+          <w:lang w:val="it-IT"/>
+        </w:rPr>
+      </w:pPr>
+    </w:p>
+    <w:p>
+      <w:pPr>
+        <w:rPr>
+          <w:lang w:val="it-IT"/>
+        </w:rPr>
+      </w:pPr>
+    </w:p>
+    <w:p>
+      <w:pPr>
+        <w:numPr>
+          <w:ilvl w:val="0"/>
+          <w:numId w:val="17"/>
+        </w:numPr>
+      </w:pPr>
+      <w:proofErr w:type="spellStart"/>
+      <w:r>
+        <w:rPr>
+          <w:b/>
+          <w:bCs/>
+        </w:rPr>
+        <w:t>Preparazione</w:t>
+      </w:r>
+      <w:proofErr w:type="spellEnd"/>
+      <w:r>
+        <w:rPr>
+          <w:b/>
+          <w:bCs/>
+        </w:rPr>
+        <w:t xml:space="preserve"> </w:t>
+      </w:r>
+      <w:proofErr w:type="spellStart"/>
+      <w:r>
+        <w:rPr>
+          <w:b/>
+          <w:bCs/>
+        </w:rPr>
+        <w:t>Colloquio</w:t>
+      </w:r>
+      <w:proofErr w:type="spellEnd"/>
+    </w:p>
+    <w:p>
+      <w:pPr>
+        <w:numPr>
+          <w:ilvl w:val="1"/>
+          <w:numId w:val="17"/>
+        </w:numPr>
+        <w:rPr>
+          <w:lang w:val="it-IT"/>
+        </w:rPr>
+      </w:pPr>
+      <w:r>
+        <w:rPr>
+          <w:lang w:val="it-IT"/>
+        </w:rPr>
+        <w:t>Ottimizza le tue abilità comunicative per affrontare con sicurezza colloqui di lavoro in inglese. Approfondisci terminologie specifiche del settore, espressioni formali, e tecniche di presentazione efficaci.</w:t>
+      </w:r>
+    </w:p>
+    <w:p>
+      <w:pPr>
+        <w:numPr>
+          <w:ilvl w:val="0"/>
+          <w:numId w:val="17"/>
+        </w:numPr>
+      </w:pPr>
+      <w:proofErr w:type="spellStart"/>
+      <w:r>
+        <w:rPr>
+          <w:b/>
+          <w:bCs/>
+        </w:rPr>
+        <w:t>Lezione</w:t>
+      </w:r>
+      <w:proofErr w:type="spellEnd"/>
+      <w:r>
+        <w:rPr>
+          <w:b/>
+          <w:bCs/>
+        </w:rPr>
+        <w:t xml:space="preserve"> di Conversazione</w:t>
+      </w:r>
+    </w:p>
+    <w:p>
+      <w:pPr>
+        <w:numPr>
+          <w:ilvl w:val="1"/>
+          <w:numId w:val="17"/>
+        </w:numPr>
+        <w:rPr>
+          <w:lang w:val="it-IT"/>
+        </w:rPr>
+      </w:pPr>
+      <w:r>
+        <w:rPr>
+          <w:lang w:val="it-IT"/>
+        </w:rPr>
+        <w:t>Pratica conversazioni mirate per migliorare la tua fluidità e sicurezza nel parlare. Esercizi focalizzati su dialoghi quotidiani, situazioni reali, e miglioramento della pronuncia e del vocabolario.</w:t>
+      </w:r>
+    </w:p>
+    <w:p>
+      <w:pPr>
+        <w:numPr>
+          <w:ilvl w:val="0"/>
+          <w:numId w:val="17"/>
+        </w:numPr>
+      </w:pPr>
+      <w:proofErr w:type="spellStart"/>
+      <w:r>
+        <w:rPr>
+          <w:b/>
+          <w:bCs/>
+        </w:rPr>
+        <w:t>Certificazioni</w:t>
+      </w:r>
+      <w:proofErr w:type="spellEnd"/>
+      <w:r>
+        <w:rPr>
+          <w:b/>
+          <w:bCs/>
+        </w:rPr>
+        <w:t xml:space="preserve"> e </w:t>
+      </w:r>
+      <w:proofErr w:type="spellStart"/>
+      <w:r>
+        <w:rPr>
+          <w:b/>
+          <w:bCs/>
+        </w:rPr>
+        <w:t>Università</w:t>
+      </w:r>
+      <w:proofErr w:type="spellEnd"/>
+    </w:p>
+    <w:p>
+      <w:pPr>
+        <w:numPr>
+          <w:ilvl w:val="1"/>
+          <w:numId w:val="17"/>
+        </w:numPr>
+        <w:rPr>
+          <w:lang w:val="it-IT"/>
+        </w:rPr>
+      </w:pPr>
+      <w:r>
+        <w:rPr>
+          <w:lang w:val="it-IT"/>
+        </w:rPr>
+        <w:t>Preparazione specifica per esami e certificazioni linguistiche come IELTS, TOEFL, Cambridge. Enfasi su tecniche di esame, comprensione e produzione scritta, lettura critica e ascolto.</w:t>
+      </w:r>
+    </w:p>
+    <w:p>
+      <w:pPr>
+        <w:numPr>
+          <w:ilvl w:val="0"/>
+          <w:numId w:val="17"/>
+        </w:numPr>
+      </w:pPr>
+      <w:r>
+        <w:rPr>
+          <w:b/>
+          <w:bCs/>
+        </w:rPr>
+        <w:t>Holiday Prep</w:t>
+      </w:r>
+    </w:p>
+    <w:p>
+      <w:pPr>
+        <w:numPr>
+          <w:ilvl w:val="1"/>
+          <w:numId w:val="17"/>
+        </w:numPr>
+        <w:rPr>
+          <w:lang w:val="it-IT"/>
+        </w:rPr>
+      </w:pPr>
+      <w:r>
+        <w:rPr>
+          <w:lang w:val="it-IT"/>
+        </w:rPr>
+        <w:t>Corso intensivo per prepararti linguisticamente alla tua prossima vacanza all'estero. Impara frasi utili, cultura di viaggio, e comunicazione pratica per rendere il tuo viaggio più piacevole e senza stress.</w:t>
+      </w:r>
+    </w:p>
+    <w:p>
+      <w:pPr>
+        <w:numPr>
+          <w:ilvl w:val="0"/>
+          <w:numId w:val="17"/>
+        </w:numPr>
+      </w:pPr>
+      <w:r>
+        <w:rPr>
+          <w:b/>
+          <w:bCs/>
+        </w:rPr>
+        <w:t>Business English</w:t>
+      </w:r>
+    </w:p>
+    <w:p>
+      <w:pPr>
+        <w:numPr>
+          <w:ilvl w:val="1"/>
+          <w:numId w:val="17"/>
+        </w:numPr>
+      </w:pPr>
+      <w:r>
+        <w:rPr>
+          <w:lang w:val="it-IT"/>
+        </w:rPr>
+        <w:t xml:space="preserve">Impara l'inglese commerciale essenziale per navigare nel mondo del business internazionale. </w:t>
+      </w:r>
+      <w:proofErr w:type="spellStart"/>
+      <w:r>
+        <w:t>Concentrazione</w:t>
+      </w:r>
+      <w:proofErr w:type="spellEnd"/>
+      <w:r>
+        <w:t xml:space="preserve"> </w:t>
+      </w:r>
+      <w:proofErr w:type="spellStart"/>
+      <w:r>
+        <w:t>su</w:t>
+      </w:r>
+      <w:proofErr w:type="spellEnd"/>
+      <w:r>
+        <w:t xml:space="preserve"> </w:t>
+      </w:r>
+      <w:proofErr w:type="spellStart"/>
+      <w:r>
+        <w:t>terminologia</w:t>
+      </w:r>
+      <w:proofErr w:type="spellEnd"/>
+      <w:r>
+        <w:t xml:space="preserve"> </w:t>
+      </w:r>
+      <w:proofErr w:type="spellStart"/>
+      <w:r>
+        <w:t>specifica</w:t>
+      </w:r>
+      <w:proofErr w:type="spellEnd"/>
+      <w:r>
+        <w:t xml:space="preserve">, </w:t>
+      </w:r>
+      <w:proofErr w:type="spellStart"/>
+      <w:r>
+        <w:t>comunicazione</w:t>
+      </w:r>
+      <w:proofErr w:type="spellEnd"/>
+      <w:r>
+        <w:t xml:space="preserve"> </w:t>
+      </w:r>
+      <w:proofErr w:type="spellStart"/>
+      <w:r>
+        <w:t>formale</w:t>
+      </w:r>
+      <w:proofErr w:type="spellEnd"/>
+      <w:r>
+        <w:t xml:space="preserve">, </w:t>
+      </w:r>
+      <w:proofErr w:type="spellStart"/>
+      <w:r>
+        <w:t>presentazioni</w:t>
+      </w:r>
+      <w:proofErr w:type="spellEnd"/>
+      <w:r>
+        <w:t xml:space="preserve">, e </w:t>
+      </w:r>
+      <w:proofErr w:type="spellStart"/>
+      <w:r>
+        <w:t>negoziazioni</w:t>
+      </w:r>
+      <w:proofErr w:type="spellEnd"/>
+      <w:r>
+        <w:t>.</w:t>
       </w:r>
     </w:p>
     <w:p>
@@ -1403,6 +1678,123 @@
 <file path=word/numbering.xml><?xml version="1.0" encoding="utf-8"?>
 <w:numbering xmlns:wpc="http://schemas.microsoft.com/office/word/2010/wordprocessingCanvas" xmlns:cx="http://schemas.microsoft.com/office/drawing/2014/chartex" xmlns:cx1="http://schemas.microsoft.com/office/drawing/2015/9/8/chartex" xmlns:cx2="http://schemas.microsoft.com/office/drawing/2015/10/21/chartex" xmlns:cx3="http://schemas.microsoft.com/office/drawing/2016/5/9/chartex" xmlns:cx4="http://schemas.microsoft.com/office/drawing/2016/5/10/chartex" xmlns:cx5="http://schemas.microsoft.com/office/drawing/2016/5/11/chartex" xmlns:cx6="http://schemas.microsoft.com/office/drawing/2016/5/12/chartex" xmlns:cx7="http://schemas.microsoft.com/office/drawing/2016/5/13/chartex" xmlns:cx8="http://schemas.microsoft.com/office/drawing/2016/5/14/chartex" xmlns:mc="http://schemas.openxmlformats.org/markup-compatibility/2006" xmlns:aink="http://schemas.microsoft.com/office/drawing/2016/ink" xmlns:am3d="http://schemas.microsoft.com/office/drawing/2017/model3d" xmlns:o="urn:schemas-microsoft-com:office:office" xmlns:oel="http://schemas.microsoft.com/office/2019/extlst" xmlns:r="http://schemas.openxmlformats.org/officeDocument/2006/relationships" xmlns:m="http://schemas.openxmlformats.org/officeDocument/2006/math" xmlns:v="urn:schemas-microsoft-com:vml" xmlns:wp14="http://schemas.microsoft.com/office/word/2010/wordprocessingDrawing" xmlns:wp="http://schemas.openxmlformats.org/drawingml/2006/wordprocessingDrawing" xmlns:w10="urn:schemas-microsoft-com:office:word" xmlns:w="http://schemas.openxmlformats.org/wordprocessingml/2006/main" xmlns:w14="http://schemas.microsoft.com/office/word/2010/wordml" xmlns:w15="http://schemas.microsoft.com/office/word/2012/wordml" xmlns:w16cex="http://schemas.microsoft.com/office/word/2018/wordml/cex" xmlns:w16cid="http://schemas.microsoft.com/office/word/2016/wordml/cid" xmlns:w16="http://schemas.microsoft.com/office/word/2018/wordml" xmlns:w16sdtdh="http://schemas.microsoft.com/office/word/2020/wordml/sdtdatahash" xmlns:w16se="http://schemas.microsoft.com/office/word/2015/wordml/symex" xmlns:wpg="http://schemas.microsoft.com/office/word/2010/wordprocessingGroup" xmlns:wpi="http://schemas.microsoft.com/office/word/2010/wordprocessingInk" xmlns:wne="http://schemas.microsoft.com/office/word/2006/wordml" xmlns:wps="http://schemas.microsoft.com/office/word/2010/wordprocessingShape" mc:Ignorable="w14 w15 w16se w16cid w16 w16cex w16sdtdh wp14">
   <w:abstractNum w:abstractNumId="0" w15:restartNumberingAfterBreak="0">
+    <w:nsid w:val="042706E1"/>
+    <w:multiLevelType w:val="multilevel"/>
+    <w:tmpl w:val="41585854"/>
+    <w:lvl w:ilvl="0">
+      <w:start w:val="1"/>
+      <w:numFmt w:val="decimal"/>
+      <w:lvlText w:val="%1."/>
+      <w:lvlJc w:val="left"/>
+      <w:pPr>
+        <w:tabs>
+          <w:tab w:val="num" w:pos="720"/>
+        </w:tabs>
+        <w:ind w:left="720" w:hanging="360"/>
+      </w:pPr>
+    </w:lvl>
+    <w:lvl w:ilvl="1">
+      <w:start w:val="1"/>
+      <w:numFmt w:val="bullet"/>
+      <w:lvlText w:val=""/>
+      <w:lvlJc w:val="left"/>
+      <w:pPr>
+        <w:tabs>
+          <w:tab w:val="num" w:pos="1440"/>
+        </w:tabs>
+        <w:ind w:left="1440" w:hanging="360"/>
+      </w:pPr>
+      <w:rPr>
+        <w:rFonts w:ascii="Symbol" w:hAnsi="Symbol" w:hint="default"/>
+        <w:sz w:val="20"/>
+      </w:rPr>
+    </w:lvl>
+    <w:lvl w:ilvl="2" w:tentative="1">
+      <w:start w:val="1"/>
+      <w:numFmt w:val="decimal"/>
+      <w:lvlText w:val="%3."/>
+      <w:lvlJc w:val="left"/>
+      <w:pPr>
+        <w:tabs>
+          <w:tab w:val="num" w:pos="2160"/>
+        </w:tabs>
+        <w:ind w:left="2160" w:hanging="360"/>
+      </w:pPr>
+    </w:lvl>
+    <w:lvl w:ilvl="3" w:tentative="1">
+      <w:start w:val="1"/>
+      <w:numFmt w:val="decimal"/>
+      <w:lvlText w:val="%4."/>
+      <w:lvlJc w:val="left"/>
+      <w:pPr>
+        <w:tabs>
+          <w:tab w:val="num" w:pos="2880"/>
+        </w:tabs>
+        <w:ind w:left="2880" w:hanging="360"/>
+      </w:pPr>
+    </w:lvl>
+    <w:lvl w:ilvl="4" w:tentative="1">
+      <w:start w:val="1"/>
+      <w:numFmt w:val="decimal"/>
+      <w:lvlText w:val="%5."/>
+      <w:lvlJc w:val="left"/>
+      <w:pPr>
+        <w:tabs>
+          <w:tab w:val="num" w:pos="3600"/>
+        </w:tabs>
+        <w:ind w:left="3600" w:hanging="360"/>
+      </w:pPr>
+    </w:lvl>
+    <w:lvl w:ilvl="5" w:tentative="1">
+      <w:start w:val="1"/>
+      <w:numFmt w:val="decimal"/>
+      <w:lvlText w:val="%6."/>
+      <w:lvlJc w:val="left"/>
+      <w:pPr>
+        <w:tabs>
+          <w:tab w:val="num" w:pos="4320"/>
+        </w:tabs>
+        <w:ind w:left="4320" w:hanging="360"/>
+      </w:pPr>
+    </w:lvl>
+    <w:lvl w:ilvl="6" w:tentative="1">
+      <w:start w:val="1"/>
+      <w:numFmt w:val="decimal"/>
+      <w:lvlText w:val="%7."/>
+      <w:lvlJc w:val="left"/>
+      <w:pPr>
+        <w:tabs>
+          <w:tab w:val="num" w:pos="5040"/>
+        </w:tabs>
+        <w:ind w:left="5040" w:hanging="360"/>
+      </w:pPr>
+    </w:lvl>
+    <w:lvl w:ilvl="7" w:tentative="1">
+      <w:start w:val="1"/>
+      <w:numFmt w:val="decimal"/>
+      <w:lvlText w:val="%8."/>
+      <w:lvlJc w:val="left"/>
+      <w:pPr>
+        <w:tabs>
+          <w:tab w:val="num" w:pos="5760"/>
+        </w:tabs>
+        <w:ind w:left="5760" w:hanging="360"/>
+      </w:pPr>
+    </w:lvl>
+    <w:lvl w:ilvl="8" w:tentative="1">
+      <w:start w:val="1"/>
+      <w:numFmt w:val="decimal"/>
+      <w:lvlText w:val="%9."/>
+      <w:lvlJc w:val="left"/>
+      <w:pPr>
+        <w:tabs>
+          <w:tab w:val="num" w:pos="6480"/>
+        </w:tabs>
+        <w:ind w:left="6480" w:hanging="360"/>
+      </w:pPr>
+    </w:lvl>
+  </w:abstractNum>
+  <w:abstractNum w:abstractNumId="1" w15:restartNumberingAfterBreak="0">
     <w:nsid w:val="0DE360EF"/>
     <w:multiLevelType w:val="multilevel"/>
     <w:tmpl w:val="0F209AB2"/>
@@ -1551,7 +1943,7 @@
       </w:rPr>
     </w:lvl>
   </w:abstractNum>
-  <w:abstractNum w:abstractNumId="1" w15:restartNumberingAfterBreak="0">
+  <w:abstractNum w:abstractNumId="2" w15:restartNumberingAfterBreak="0">
     <w:nsid w:val="15615522"/>
     <w:multiLevelType w:val="multilevel"/>
     <w:tmpl w:val="686A00D2"/>
@@ -1700,7 +2092,7 @@
       </w:rPr>
     </w:lvl>
   </w:abstractNum>
-  <w:abstractNum w:abstractNumId="2" w15:restartNumberingAfterBreak="0">
+  <w:abstractNum w:abstractNumId="3" w15:restartNumberingAfterBreak="0">
     <w:nsid w:val="1ABD00A4"/>
     <w:multiLevelType w:val="multilevel"/>
     <w:tmpl w:val="0F209AB2"/>
@@ -1849,7 +2241,7 @@
       </w:rPr>
     </w:lvl>
   </w:abstractNum>
-  <w:abstractNum w:abstractNumId="3" w15:restartNumberingAfterBreak="0">
+  <w:abstractNum w:abstractNumId="4" w15:restartNumberingAfterBreak="0">
     <w:nsid w:val="31401C8A"/>
     <w:multiLevelType w:val="multilevel"/>
     <w:tmpl w:val="3B12ABD4"/>
@@ -1998,7 +2390,7 @@
       </w:rPr>
     </w:lvl>
   </w:abstractNum>
-  <w:abstractNum w:abstractNumId="4" w15:restartNumberingAfterBreak="0">
+  <w:abstractNum w:abstractNumId="5" w15:restartNumberingAfterBreak="0">
     <w:nsid w:val="3E377E37"/>
     <w:multiLevelType w:val="multilevel"/>
     <w:tmpl w:val="90CA0F16"/>
@@ -2115,7 +2507,7 @@
       </w:pPr>
     </w:lvl>
   </w:abstractNum>
-  <w:abstractNum w:abstractNumId="5" w15:restartNumberingAfterBreak="0">
+  <w:abstractNum w:abstractNumId="6" w15:restartNumberingAfterBreak="0">
     <w:nsid w:val="40AF3BD3"/>
     <w:multiLevelType w:val="multilevel"/>
     <w:tmpl w:val="0F209AB2"/>
@@ -2264,7 +2656,7 @@
       </w:rPr>
     </w:lvl>
   </w:abstractNum>
-  <w:abstractNum w:abstractNumId="6" w15:restartNumberingAfterBreak="0">
+  <w:abstractNum w:abstractNumId="7" w15:restartNumberingAfterBreak="0">
     <w:nsid w:val="4808307E"/>
     <w:multiLevelType w:val="multilevel"/>
     <w:tmpl w:val="0F209AB2"/>
@@ -2413,7 +2805,7 @@
       </w:rPr>
     </w:lvl>
   </w:abstractNum>
-  <w:abstractNum w:abstractNumId="7" w15:restartNumberingAfterBreak="0">
+  <w:abstractNum w:abstractNumId="8" w15:restartNumberingAfterBreak="0">
     <w:nsid w:val="4C5A5D95"/>
     <w:multiLevelType w:val="multilevel"/>
     <w:tmpl w:val="EE2CC092"/>
@@ -2530,7 +2922,7 @@
       </w:pPr>
     </w:lvl>
   </w:abstractNum>
-  <w:abstractNum w:abstractNumId="8" w15:restartNumberingAfterBreak="0">
+  <w:abstractNum w:abstractNumId="9" w15:restartNumberingAfterBreak="0">
     <w:nsid w:val="528205CB"/>
     <w:multiLevelType w:val="multilevel"/>
     <w:tmpl w:val="B41E8D5E"/>
@@ -2679,7 +3071,7 @@
       </w:rPr>
     </w:lvl>
   </w:abstractNum>
-  <w:abstractNum w:abstractNumId="9" w15:restartNumberingAfterBreak="0">
+  <w:abstractNum w:abstractNumId="10" w15:restartNumberingAfterBreak="0">
     <w:nsid w:val="534414A4"/>
     <w:multiLevelType w:val="multilevel"/>
     <w:tmpl w:val="0F209AB2"/>
@@ -2828,7 +3220,7 @@
       </w:rPr>
     </w:lvl>
   </w:abstractNum>
-  <w:abstractNum w:abstractNumId="10" w15:restartNumberingAfterBreak="0">
+  <w:abstractNum w:abstractNumId="11" w15:restartNumberingAfterBreak="0">
     <w:nsid w:val="53A367EE"/>
     <w:multiLevelType w:val="hybridMultilevel"/>
     <w:tmpl w:val="0409000F"/>
@@ -2950,7 +3342,7 @@
       </w:rPr>
     </w:lvl>
   </w:abstractNum>
-  <w:abstractNum w:abstractNumId="11" w15:restartNumberingAfterBreak="0">
+  <w:abstractNum w:abstractNumId="12" w15:restartNumberingAfterBreak="0">
     <w:nsid w:val="55CA5EED"/>
     <w:multiLevelType w:val="multilevel"/>
     <w:tmpl w:val="DD8491F0"/>
@@ -3099,7 +3491,7 @@
       </w:rPr>
     </w:lvl>
   </w:abstractNum>
-  <w:abstractNum w:abstractNumId="12" w15:restartNumberingAfterBreak="0">
+  <w:abstractNum w:abstractNumId="13" w15:restartNumberingAfterBreak="0">
     <w:nsid w:val="6A61576C"/>
     <w:multiLevelType w:val="multilevel"/>
     <w:tmpl w:val="0F209AB2"/>
@@ -3248,7 +3640,7 @@
       </w:rPr>
     </w:lvl>
   </w:abstractNum>
-  <w:abstractNum w:abstractNumId="13" w15:restartNumberingAfterBreak="0">
+  <w:abstractNum w:abstractNumId="14" w15:restartNumberingAfterBreak="0">
     <w:nsid w:val="6CF70B4C"/>
     <w:multiLevelType w:val="multilevel"/>
     <w:tmpl w:val="29F281B8"/>
@@ -3397,7 +3789,7 @@
       </w:rPr>
     </w:lvl>
   </w:abstractNum>
-  <w:abstractNum w:abstractNumId="14" w15:restartNumberingAfterBreak="0">
+  <w:abstractNum w:abstractNumId="15" w15:restartNumberingAfterBreak="0">
     <w:nsid w:val="6E9476C8"/>
     <w:multiLevelType w:val="multilevel"/>
     <w:tmpl w:val="5494333E"/>
@@ -3546,7 +3938,7 @@
       </w:rPr>
     </w:lvl>
   </w:abstractNum>
-  <w:abstractNum w:abstractNumId="15" w15:restartNumberingAfterBreak="0">
+  <w:abstractNum w:abstractNumId="16" w15:restartNumberingAfterBreak="0">
     <w:nsid w:val="790053FB"/>
     <w:multiLevelType w:val="multilevel"/>
     <w:tmpl w:val="FB20BBFC"/>
@@ -3696,52 +4088,55 @@
     </w:lvl>
   </w:abstractNum>
   <w:num w:numId="1" w16cid:durableId="466432289">
+    <w:abstractNumId w:val="15"/>
+  </w:num>
+  <w:num w:numId="2" w16cid:durableId="108279479">
     <w:abstractNumId w:val="14"/>
   </w:num>
-  <w:num w:numId="2" w16cid:durableId="108279479">
+  <w:num w:numId="3" w16cid:durableId="2119518219">
+    <w:abstractNumId w:val="11"/>
+  </w:num>
+  <w:num w:numId="4" w16cid:durableId="1999769215">
+    <w:abstractNumId w:val="2"/>
+  </w:num>
+  <w:num w:numId="5" w16cid:durableId="648167622">
+    <w:abstractNumId w:val="7"/>
+  </w:num>
+  <w:num w:numId="6" w16cid:durableId="661398609">
+    <w:abstractNumId w:val="4"/>
+  </w:num>
+  <w:num w:numId="7" w16cid:durableId="674497170">
+    <w:abstractNumId w:val="16"/>
+  </w:num>
+  <w:num w:numId="8" w16cid:durableId="1612542885">
+    <w:abstractNumId w:val="9"/>
+  </w:num>
+  <w:num w:numId="9" w16cid:durableId="167066020">
+    <w:abstractNumId w:val="12"/>
+  </w:num>
+  <w:num w:numId="10" w16cid:durableId="397483097">
+    <w:abstractNumId w:val="6"/>
+  </w:num>
+  <w:num w:numId="11" w16cid:durableId="467432066">
+    <w:abstractNumId w:val="8"/>
+  </w:num>
+  <w:num w:numId="12" w16cid:durableId="489443298">
+    <w:abstractNumId w:val="5"/>
+  </w:num>
+  <w:num w:numId="13" w16cid:durableId="305940998">
     <w:abstractNumId w:val="13"/>
   </w:num>
-  <w:num w:numId="3" w16cid:durableId="2119518219">
+  <w:num w:numId="14" w16cid:durableId="854923745">
+    <w:abstractNumId w:val="3"/>
+  </w:num>
+  <w:num w:numId="15" w16cid:durableId="1780837705">
+    <w:abstractNumId w:val="1"/>
+  </w:num>
+  <w:num w:numId="16" w16cid:durableId="123542625">
     <w:abstractNumId w:val="10"/>
   </w:num>
-  <w:num w:numId="4" w16cid:durableId="1999769215">
-    <w:abstractNumId w:val="1"/>
-  </w:num>
-  <w:num w:numId="5" w16cid:durableId="648167622">
-    <w:abstractNumId w:val="6"/>
-  </w:num>
-  <w:num w:numId="6" w16cid:durableId="661398609">
-    <w:abstractNumId w:val="3"/>
-  </w:num>
-  <w:num w:numId="7" w16cid:durableId="674497170">
-    <w:abstractNumId w:val="15"/>
-  </w:num>
-  <w:num w:numId="8" w16cid:durableId="1612542885">
-    <w:abstractNumId w:val="8"/>
-  </w:num>
-  <w:num w:numId="9" w16cid:durableId="167066020">
-    <w:abstractNumId w:val="11"/>
-  </w:num>
-  <w:num w:numId="10" w16cid:durableId="397483097">
-    <w:abstractNumId w:val="5"/>
-  </w:num>
-  <w:num w:numId="11" w16cid:durableId="467432066">
-    <w:abstractNumId w:val="7"/>
-  </w:num>
-  <w:num w:numId="12" w16cid:durableId="489443298">
-    <w:abstractNumId w:val="4"/>
-  </w:num>
-  <w:num w:numId="13" w16cid:durableId="305940998">
-    <w:abstractNumId w:val="12"/>
-  </w:num>
-  <w:num w:numId="14" w16cid:durableId="854923745">
-    <w:abstractNumId w:val="2"/>
-  </w:num>
-  <w:num w:numId="15" w16cid:durableId="1780837705">
+  <w:num w:numId="17" w16cid:durableId="1888176185">
     <w:abstractNumId w:val="0"/>
-  </w:num>
-  <w:num w:numId="16" w16cid:durableId="123542625">
-    <w:abstractNumId w:val="9"/>
   </w:num>
 </w:numbering>
 </file>
